--- a/docs/parceria-cna/OFICIO xxx-CNA-Joao-Martins-Radar-Logistico.docx
+++ b/docs/parceria-cna/OFICIO xxx-CNA-Joao-Martins-Radar-Logistico.docx
@@ -132,7 +132,7 @@
         <w:t xml:space="preserve">Produtos. </w:t>
       </w:r>
       <w:r>
-        <w:t xml:space="preserve">A proposta compreende três produtos recorrentes. O primeiro é o Radar do Escoamento: boletim semanal curto e edição mensal que indicam para onde a safra está sendo transportada e quanto deve ser exportado pelos portos do Arco Norte cerca de um mês antes da estatística oficial, a partir dos registros de frete rodoviário mantidos pela Agência Nacional de Transportes Terrestres (ANTT). Semanalmente, o boletim acompanha o preço do diesel, a fila de navios nos principais portos, o nível dos rios da Amazônia e o andamento da colheita.</w:t>
+        <w:t xml:space="preserve">A proposta compreende três produtos recorrentes. O primeiro é o Radar do Escoamento, em duas frequências. A edição mensal indica para onde a safra está sendo transportada e quanto deve ser exportado pelos portos do Arco Norte cerca de um mês antes da estatística oficial, a partir dos registros de frete rodoviário que a Agência Nacional de Transportes Terrestres (ANTT) publica todo mês. O boletim semanal, mais curto, acompanha o preço do diesel, a fila de navios nos principais portos, o nível dos rios da Amazônia e o andamento da colheita.</w:t>
       </w:r>
     </w:p>
     <w:p>

--- a/docs/parceria-cna/OFICIO xxx-CNA-Joao-Martins-Radar-Logistico.docx
+++ b/docs/parceria-cna/OFICIO xxx-CNA-Joao-Martins-Radar-Logistico.docx
@@ -165,7 +165,7 @@
         <w:t xml:space="preserve">Evidências preliminares. </w:t>
       </w:r>
       <w:r>
-        <w:t xml:space="preserve">Os testes realizados pelo Observatório com dados públicos, de caráter preliminar, indicam: (i) o indicador baseado nos registros de frete previu a exportação de soja e milho pelos portos do Tapajós com erro 28% menor que o modelo de referência, em teste fora da amostra no período de 2023 a 2026; (ii) o déficit de capacidade estática de armazenagem, somado microrregião por microrregião, alcança 88 milhões de toneladas, acima do saldo nacional de 52 milhões, porque a capacidade excedente no Sul não atende o Centro-Norte, e doze microrregiões concentram 28,7 milhões de toneladas de déficit; (iii) a participação dos portos do Norte na exportação de soja e milho de Mato Grosso estabilizou-se em cerca de 45% desde 2020, mesmo com o aumento da vantagem de custo de frete, o que indica restrição de capacidade, e não de preço; e (iv) desde 24 de maio de 2026 a ANTT registra o valor do frete de praticamente todo o transporte rodoviário remunerado, cuja publicação agregada dependeria apenas de ato da Agência, a exemplo do que a Agência Nacional de Aviação Civil faz com as tarifas aéreas desde 2002.</w:t>
+        <w:t xml:space="preserve">Os testes realizados pelo Observatório com dados públicos, de caráter preliminar, indicam: (i) o indicador baseado nos registros de frete previu a exportação de soja e milho pelos portos de Santarém e Belém, a partir dos fretes com destino a Miritituba, com erro 28% menor que o modelo de referência, em teste fora da amostra no período de fevereiro de 2023 a setembro de 2026; (ii) o déficit de capacidade estática de armazenagem, somado microrregião por microrregião, alcança 88 milhões de toneladas, acima do saldo nacional de 52 milhões, porque a capacidade excedente no Rio Grande do Sul, em Santa Catarina e em São Paulo não atende o Centro-Norte, e doze microrregiões concentram 28,7 milhões de toneladas de déficit; (iii) a participação dos portos do Norte na exportação de soja e milho de Mato Grosso estabilizou-se em cerca de 45% desde 2020, mesmo com o aumento da vantagem de custo de frete, o que indica restrição de capacidade, e não de preço; e (iv) desde 24 de maio de 2026 a ANTT registra o valor do frete de praticamente todo o transporte rodoviário remunerado, cuja publicação agregada dependeria apenas de ato da Agência, a exemplo do que a Agência Nacional de Aviação Civil faz com as tarifas aéreas desde 2002.</w:t>
       </w:r>
     </w:p>
     <w:p>

--- a/docs/parceria-cna/OFICIO xxx-CNA-Joao-Martins-Radar-Logistico.docx
+++ b/docs/parceria-cna/OFICIO xxx-CNA-Joao-Martins-Radar-Logistico.docx
@@ -117,7 +117,7 @@
         <w:jc w:val="both"/>
       </w:pPr>
       <w:r>
-        <w:t xml:space="preserve">O debate sobre a logística do agronegócio é hoje conduzido, em regra, com números nacionais e anuais, que se tornam disponíveis depois que os gargalos já se manifestaram. Produtores, federações e parlamentares não dispõem de informação antecipada, na escala do município, sobre onde o escoamento tende a travar, quanto isso custa e qual obra ou medida deveria ser priorizada. O Observatório de Infraestrutura do IBI, que já mantém com dados públicos o Monitor Hidrológico da Bacia do Amazonas e o Índice de Estresse de Escoamento dos corredores de Santos, Paranaguá e Arco Norte, propõe-se a suprir essa lacuna em conjunto com a CNA.</w:t>
+        <w:t xml:space="preserve">O debate sobre a logística do agronegócio é hoje conduzido, em regra, com números nacionais e anuais, que se tornam disponíveis depois que os gargalos já se manifestaram. Produtores, federações e parlamentares não dispõem de informação antecipada, na escala do município, sobre onde o escoamento tende a travar, quanto isso custa e qual obra ou medida deveria ser priorizada. O Observatório de Infraestrutura de Transportes do IBI, que já mantém com dados públicos o Monitor Hidrológico da Bacia do Amazonas e o Índice de Estresse de Escoamento dos corredores de Santos, Paranaguá e Arco Norte, propõe-se a suprir essa lacuna em conjunto com a CNA.</w:t>
       </w:r>
     </w:p>
     <w:p>
@@ -207,10 +207,10 @@
         <w:rPr>
           <w:b/>
         </w:rPr>
-        <w:t xml:space="preserve">Piloto de 90 dias. </w:t>
-      </w:r>
-      <w:r>
-        <w:t xml:space="preserve">Propõe-se um piloto de 90 dias compreendendo: (1) fichas municipais de um estado-piloto, elaboradas com uma federação parceira; (2) a primeira edição mensal do Radar, após a adequação do modelo à nova regra de obrigatoriedade do registro de frete; (3) a primeira edição da Carteira de Prioridades, com o custo de inação das obras preenchido, uma vez que, na apuração interna, apenas 2 das 12 obras avaliadas dispõem hoje de dados públicos suficientes para o ordenamento; e (4) o encaminhamento de ofício conjunto IBI e CNA à ANTT sobre a publicação agregada do valor do frete.</w:t>
+        <w:t xml:space="preserve">Como contratar. </w:t>
+      </w:r>
+      <w:r>
+        <w:t xml:space="preserve">Propõe-se começar pela Ficha Logística por estado, com fichas de todos os municípios produtores, entregues em cerca de 30 dias e contratadas pelas federações, com a CNA como canal e co-assinatura; seguir com a assinatura do Radar do Escoamento por 12 meses; e contratar a Carteira de Prioridades quando o método estiver validado.</w:t>
       </w:r>
     </w:p>
     <w:p>
@@ -219,7 +219,7 @@
         <w:jc w:val="both"/>
       </w:pPr>
       <w:r>
-        <w:t xml:space="preserve">Sugere-se, como instrumento, a celebração de acordo de cooperação técnica, com modelo de financiamento e governança a serem definidos entre as partes. Para tanto, o IBI coloca-se à disposição para apresentar a proposta em detalhe à equipe técnica da CNA e solicita a indicação de interlocutor técnico para a elaboração conjunta do plano de trabalho.</w:t>
+        <w:t xml:space="preserve">Os valores e o formato de contratação seriam definidos entre as partes.</w:t>
       </w:r>
     </w:p>
     <w:p>
